--- a/templates/modif-renonciation-dps.docx
+++ b/templates/modif-renonciation-dps.docx
@@ -29,7 +29,7 @@
     </w:p>
     <w:p>
       <w:pPr>
-        <w:spacing w:after="280"/>
+        <w:spacing w:after="240"/>
       </w:pPr>
       <w:r>
         <w:rPr>
@@ -67,7 +67,7 @@
     </w:p>
     <w:p>
       <w:pPr>
-        <w:spacing w:after="320"/>
+        <w:spacing w:after="360"/>
       </w:pPr>
       <w:r>
         <w:rPr/>
@@ -79,12 +79,24 @@
         <w:jc w:val="right"/>
       </w:pPr>
       <w:r>
-        <w:rPr/>
-        <w:t xml:space="preserve">À l'attention {{DESTINATAIRE_LETTRE}} - {{SOCIETE}}</w:t>
-      </w:r>
-    </w:p>
-    <w:p>
-      <w:pPr>
+        <w:rPr>
+          <w:b/>
+        </w:rPr>
+        <w:t xml:space="preserve">{{SOCIETE}}</w:t>
+      </w:r>
+    </w:p>
+    <w:p>
+      <w:pPr>
+        <w:jc w:val="right"/>
+      </w:pPr>
+      <w:r>
+        <w:rPr/>
+        <w:t xml:space="preserve">À l'attention {{DESTINATAIRE_LETTRE}}</w:t>
+      </w:r>
+    </w:p>
+    <w:p>
+      <w:pPr>
+        <w:spacing w:after="360"/>
         <w:jc w:val="right"/>
       </w:pPr>
       <w:r>
@@ -94,7 +106,7 @@
     </w:p>
     <w:p>
       <w:pPr>
-        <w:spacing w:after="320"/>
+        <w:spacing w:after="360"/>
         <w:jc w:val="right"/>
       </w:pPr>
       <w:r>
@@ -113,7 +125,7 @@
     </w:p>
     <w:p>
       <w:pPr>
-        <w:spacing w:after="260"/>
+        <w:spacing w:after="240"/>
       </w:pPr>
       <w:r>
         <w:rPr>
@@ -151,7 +163,7 @@
     </w:p>
     <w:p>
       <w:pPr>
-        <w:spacing w:after="280"/>
+        <w:spacing w:after="240"/>
       </w:pPr>
       <w:r>
         <w:rPr/>
@@ -160,28 +172,29 @@
     </w:p>
     <w:p>
       <w:pPr>
+        <w:spacing w:after="200"/>
+      </w:pPr>
+      <w:r>
+        <w:rPr/>
+        <w:t xml:space="preserve">Je vous prie d'agréer, Madame, Monsieur, l'expression de mes salutations distinguées.</w:t>
+      </w:r>
+    </w:p>
+    <w:p>
+      <w:pPr>
+        <w:spacing w:after="200"/>
+      </w:pPr>
+      <w:r>
+        <w:rPr/>
+        <w:t xml:space="preserve">{{NOM}}</w:t>
+      </w:r>
+    </w:p>
+    <w:p>
+      <w:pPr>
+        <w:pBdr>
+          <w:top w:val="single" w:sz="4" w:space="14" w:color="C8C8C8"/>
+        </w:pBdr>
         <w:keepNext/>
-        <w:spacing w:after="320"/>
-      </w:pPr>
-      <w:r>
-        <w:rPr/>
-        <w:t xml:space="preserve">Je vous prie d'agréer, Madame, Monsieur, l'expression de mes salutations distinguées.</w:t>
-      </w:r>
-    </w:p>
-    <w:p>
-      <w:pPr>
-        <w:keepNext/>
-        <w:spacing w:after="280"/>
-      </w:pPr>
-      <w:r>
-        <w:rPr/>
-        <w:t xml:space="preserve">{{NOM}}</w:t>
-      </w:r>
-    </w:p>
-    <w:p>
-      <w:pPr>
-        <w:keepNext/>
-        <w:spacing w:after="200"/>
+        <w:spacing w:before="360" w:after="160"/>
       </w:pPr>
       <w:r>
         <w:rPr>

--- a/templates/modif-renonciation-dps.docx
+++ b/templates/modif-renonciation-dps.docx
@@ -181,7 +181,8 @@
     </w:p>
     <w:p>
       <w:pPr>
-        <w:spacing w:after="200"/>
+        <w:keepNext/>
+        <w:spacing w:before="720" w:after="200"/>
       </w:pPr>
       <w:r>
         <w:rPr/>
@@ -194,7 +195,7 @@
           <w:top w:val="single" w:sz="4" w:space="14" w:color="C8C8C8"/>
         </w:pBdr>
         <w:keepNext/>
-        <w:spacing w:before="360" w:after="160"/>
+        <w:spacing w:before="240" w:after="160"/>
       </w:pPr>
       <w:r>
         <w:rPr>

--- a/templates/modif-renonciation-dps.docx
+++ b/templates/modif-renonciation-dps.docx
@@ -125,7 +125,7 @@
     </w:p>
     <w:p>
       <w:pPr>
-        <w:spacing w:after="240"/>
+        <w:spacing w:after="180"/>
       </w:pPr>
       <w:r>
         <w:rPr>
@@ -136,7 +136,7 @@
     </w:p>
     <w:p>
       <w:pPr>
-        <w:spacing w:after="200"/>
+        <w:spacing w:after="160"/>
       </w:pPr>
       <w:r>
         <w:rPr/>
@@ -145,25 +145,25 @@
     </w:p>
     <w:p>
       <w:pPr>
-        <w:spacing w:after="200"/>
-      </w:pPr>
-      <w:r>
-        <w:rPr/>
-        <w:t xml:space="preserve">Je suis titulaire de {{PARTS}} {{TITRES_SOCIETE}} de la société {{SOCIETE}}, {{FORME_EN_CLAIR}} au capital de {{CAPITAL_FORMATE}} euros, dont le siège social est situé {{SIEGE_SOCIAL}}, immatriculée au registre du commerce et des sociétés de {{RCS_VILLE}} sous le numéro {{SIREN_ESPACE}}.</w:t>
-      </w:r>
-    </w:p>
-    <w:p>
-      <w:pPr>
-        <w:spacing w:after="200"/>
-      </w:pPr>
-      <w:r>
-        <w:rPr/>
-        <w:t xml:space="preserve">J'ai été informé du projet d'augmentation du capital social d'un montant de {{MONTANT_AUGMENTATION}} euros, pour le porter de {{CAPITAL_AVANT_AUGM}} euros à {{CAPITAL_APRES_AUGM}} euros, par émission de {{NB_TITRES_NOUVEAUX}} {{TITRES_SOCIETE}} nouvelles, sur lequel les associés sont appelés à se prononcer.</w:t>
-      </w:r>
-    </w:p>
-    <w:p>
-      <w:pPr>
-        <w:spacing w:after="240"/>
+        <w:spacing w:after="160"/>
+      </w:pPr>
+      <w:r>
+        <w:rPr/>
+        <w:t xml:space="preserve">Je suis titulaire de {{PARTS}} {{TITRES_SOCIETE}} de la société {{SOCIETE}}, {{FORME_EN_CLAIR}} au capital de {{CAPITAL_FORMATE}} euros, immatriculée au registre du commerce et des sociétés de {{RCS_VILLE}} sous le numéro {{SIREN_ESPACE}}.</w:t>
+      </w:r>
+    </w:p>
+    <w:p>
+      <w:pPr>
+        <w:spacing w:after="160"/>
+      </w:pPr>
+      <w:r>
+        <w:rPr/>
+        <w:t xml:space="preserve">J'ai été informé du projet d'augmentation du capital social d'un montant de {{MONTANT_AUGMENTATION}} euros, pour le porter de {{CAPITAL_AVANT_AUGM}} euros à {{CAPITAL_APRES_AUGM}} euros, par émission de {{NB_TITRES_NOUVEAUX}} {{TITRES_SOCIETE}} nouvelles.</w:t>
+      </w:r>
+    </w:p>
+    <w:p>
+      <w:pPr>
+        <w:spacing w:after="180"/>
       </w:pPr>
       <w:r>
         <w:rPr/>
@@ -172,7 +172,7 @@
     </w:p>
     <w:p>
       <w:pPr>
-        <w:spacing w:after="200"/>
+        <w:spacing w:after="160"/>
       </w:pPr>
       <w:r>
         <w:rPr/>
@@ -182,11 +182,16 @@
     <w:p>
       <w:pPr>
         <w:keepNext/>
-        <w:spacing w:before="720" w:after="200"/>
+        <w:spacing w:before="480" w:after="200"/>
       </w:pPr>
       <w:r>
         <w:rPr/>
         <w:t xml:space="preserve">{{NOM}}</w:t>
+      </w:r>
+    </w:p>
+    <w:p>
+      <w:r>
+        <w:t xml:space="preserve">{{#ACCEPTANTS}}</w:t>
       </w:r>
     </w:p>
     <w:p>
@@ -195,7 +200,8 @@
           <w:top w:val="single" w:sz="4" w:space="14" w:color="C8C8C8"/>
         </w:pBdr>
         <w:keepNext/>
-        <w:spacing w:before="240" w:after="160"/>
+        <w:spacing w:before="240" w:after="140"/>
+        <w:jc w:val="left"/>
       </w:pPr>
       <w:r>
         <w:rPr>
@@ -205,10 +211,42 @@
       </w:r>
     </w:p>
     <w:p>
-      <w:pPr/>
-      <w:r>
-        <w:rPr/>
-        <w:t xml:space="preserve">{{SOUSCRIPTEURS_NOMMES}}</w:t>
+      <w:pPr>
+        <w:keepNext/>
+        <w:spacing w:before="0" w:after="180"/>
+        <w:jc w:val="both"/>
+      </w:pPr>
+      <w:r>
+        <w:rPr/>
+        <w:t xml:space="preserve">{{PHRASE}}</w:t>
+      </w:r>
+    </w:p>
+    <w:p>
+      <w:pPr>
+        <w:keepNext/>
+        <w:spacing w:before="0" w:after="120"/>
+        <w:jc w:val="left"/>
+      </w:pPr>
+      <w:r>
+        <w:rPr/>
+        <w:t xml:space="preserve">Fait à ……………………………………………………, le …………………………………………</w:t>
+      </w:r>
+    </w:p>
+    <w:p>
+      <w:pPr>
+        <w:spacing w:before="0" w:after="720"/>
+        <w:jc w:val="left"/>
+      </w:pPr>
+      <w:r>
+        <w:rPr>
+          <w:i/>
+        </w:rPr>
+        <w:t xml:space="preserve">Signature du souscripteur</w:t>
+      </w:r>
+    </w:p>
+    <w:p>
+      <w:r>
+        <w:t xml:space="preserve">{{/ACCEPTANTS}}</w:t>
       </w:r>
     </w:p>
     <w:p>

--- a/templates/modif-renonciation-dps.docx
+++ b/templates/modif-renonciation-dps.docx
@@ -29,6 +29,7 @@
     </w:p>
     <w:p>
       <w:pPr>
+        <w:jc w:val="left"/>
         <w:spacing w:after="240"/>
       </w:pPr>
       <w:r>
@@ -39,7 +40,9 @@
       </w:r>
     </w:p>
     <w:p>
-      <w:pPr/>
+      <w:pPr>
+        <w:jc w:val="left"/>
+      </w:pPr>
       <w:r>
         <w:rPr>
           <w:i/>
@@ -48,7 +51,9 @@
       </w:r>
     </w:p>
     <w:p>
-      <w:pPr/>
+      <w:pPr>
+        <w:jc w:val="left"/>
+      </w:pPr>
       <w:r>
         <w:rPr/>
         <w:t xml:space="preserve">{{#RENONCANTS}}</w:t>
@@ -56,6 +61,7 @@
     </w:p>
     <w:p>
       <w:pPr>
+        <w:jc w:val="left"/>
         <w:pageBreakBefore/>
       </w:pPr>
       <w:r>
@@ -67,6 +73,7 @@
     </w:p>
     <w:p>
       <w:pPr>
+        <w:jc w:val="left"/>
         <w:spacing w:after="360"/>
       </w:pPr>
       <w:r>
@@ -115,7 +122,9 @@
       </w:r>
     </w:p>
     <w:p>
-      <w:pPr/>
+      <w:pPr>
+        <w:jc w:val="left"/>
+      </w:pPr>
       <w:r>
         <w:rPr>
           <w:i/>
@@ -125,6 +134,7 @@
     </w:p>
     <w:p>
       <w:pPr>
+        <w:jc w:val="left"/>
         <w:spacing w:after="180"/>
       </w:pPr>
       <w:r>
@@ -136,6 +146,7 @@
     </w:p>
     <w:p>
       <w:pPr>
+        <w:jc w:val="left"/>
         <w:spacing w:after="160"/>
       </w:pPr>
       <w:r>
@@ -145,6 +156,7 @@
     </w:p>
     <w:p>
       <w:pPr>
+        <w:jc w:val="left"/>
         <w:spacing w:after="160"/>
       </w:pPr>
       <w:r>
@@ -154,6 +166,7 @@
     </w:p>
     <w:p>
       <w:pPr>
+        <w:jc w:val="left"/>
         <w:spacing w:after="160"/>
       </w:pPr>
       <w:r>
@@ -163,6 +176,7 @@
     </w:p>
     <w:p>
       <w:pPr>
+        <w:jc w:val="left"/>
         <w:spacing w:after="180"/>
       </w:pPr>
       <w:r>
@@ -172,6 +186,7 @@
     </w:p>
     <w:p>
       <w:pPr>
+        <w:jc w:val="left"/>
         <w:spacing w:after="160"/>
       </w:pPr>
       <w:r>
@@ -181,6 +196,7 @@
     </w:p>
     <w:p>
       <w:pPr>
+        <w:jc w:val="left"/>
         <w:keepNext/>
         <w:spacing w:before="480" w:after="200"/>
       </w:pPr>
@@ -190,6 +206,9 @@
       </w:r>
     </w:p>
     <w:p>
+      <w:pPr>
+        <w:jc w:val="left"/>
+      </w:pPr>
       <w:r>
         <w:t xml:space="preserve">{{#ACCEPTANTS}}</w:t>
       </w:r>
@@ -214,7 +233,7 @@
       <w:pPr>
         <w:keepNext/>
         <w:spacing w:before="0" w:after="180"/>
-        <w:jc w:val="both"/>
+        <w:jc w:val="left"/>
       </w:pPr>
       <w:r>
         <w:rPr/>
@@ -245,12 +264,17 @@
       </w:r>
     </w:p>
     <w:p>
+      <w:pPr>
+        <w:jc w:val="left"/>
+      </w:pPr>
       <w:r>
         <w:t xml:space="preserve">{{/ACCEPTANTS}}</w:t>
       </w:r>
     </w:p>
     <w:p>
-      <w:pPr/>
+      <w:pPr>
+        <w:jc w:val="left"/>
+      </w:pPr>
       <w:r>
         <w:rPr/>
         <w:t xml:space="preserve">{{/RENONCANTS}}</w:t>
